--- a/ExcitingUniverse Part1.docx
+++ b/ExcitingUniverse Part1.docx
@@ -674,14 +674,7 @@
           <w:sz w:val="32"/>
           <w:szCs w:val="32"/>
         </w:rPr>
-        <w:t>December</w:t>
-      </w:r>
-      <w:r>
-        <w:rPr>
-          <w:sz w:val="32"/>
-          <w:szCs w:val="32"/>
-        </w:rPr>
-        <w:t xml:space="preserve"> 2025</w:t>
+        <w:t>January 2026</w:t>
       </w:r>
     </w:p>
     <w:p>
@@ -9580,14 +9573,7 @@
         </w:rPr>
         <w:t xml:space="preserve">  </w:t>
       </w:r>
-      <w:r>
-        <w:rPr>
-          <w:sz w:val="22"/>
-          <w:szCs w:val="22"/>
-        </w:rPr>
-        <w:t xml:space="preserve">  </w:t>
-      </w:r>
-      <w:proofErr w:type="gramStart"/>
+      <w:proofErr w:type="spellStart"/>
       <w:r>
         <w:rPr>
           <w:sz w:val="22"/>
@@ -9595,7 +9581,14 @@
         </w:rPr>
         <w:t>googolplex</w:t>
       </w:r>
-      <w:proofErr w:type="gramEnd"/>
+      <w:r>
+        <w:rPr>
+          <w:sz w:val="22"/>
+          <w:szCs w:val="22"/>
+        </w:rPr>
+        <w:t>stackplex</w:t>
+      </w:r>
+      <w:proofErr w:type="spellEnd"/>
       <w:r>
         <w:rPr>
           <w:sz w:val="22"/>

--- a/ExcitingUniverse Part1.docx
+++ b/ExcitingUniverse Part1.docx
@@ -674,7 +674,14 @@
           <w:sz w:val="32"/>
           <w:szCs w:val="32"/>
         </w:rPr>
-        <w:t>January 2026</w:t>
+        <w:t>March</w:t>
+      </w:r>
+      <w:r>
+        <w:rPr>
+          <w:sz w:val="32"/>
+          <w:szCs w:val="32"/>
+        </w:rPr>
+        <w:t xml:space="preserve"> 2026</w:t>
       </w:r>
     </w:p>
     <w:p>
@@ -8994,7 +9001,435 @@
           <w:sz w:val="22"/>
           <w:szCs w:val="22"/>
         </w:rPr>
-        <w:t xml:space="preserve"> $   = </w:t>
+        <w:t xml:space="preserve"> </w:t>
+      </w:r>
+      <w:proofErr w:type="gramStart"/>
+      <w:r>
+        <w:rPr>
+          <w:sz w:val="22"/>
+          <w:szCs w:val="22"/>
+        </w:rPr>
+        <w:t>$  =</w:t>
+      </w:r>
+      <w:proofErr w:type="gramEnd"/>
+      <w:r>
+        <w:rPr>
+          <w:sz w:val="22"/>
+          <w:szCs w:val="22"/>
+        </w:rPr>
+        <w:t xml:space="preserve">  (n</w:t>
+      </w:r>
+      <w:proofErr w:type="gramStart"/>
+      <w:r>
+        <w:rPr>
+          <w:sz w:val="22"/>
+          <w:szCs w:val="22"/>
+        </w:rPr>
+        <w:t>$)$</w:t>
+      </w:r>
+      <w:proofErr w:type="gramEnd"/>
+      <w:r>
+        <w:rPr>
+          <w:sz w:val="22"/>
+          <w:szCs w:val="22"/>
+        </w:rPr>
+        <w:t xml:space="preserve"> . </w:t>
+      </w:r>
+      <w:proofErr w:type="gramStart"/>
+      <w:r>
+        <w:rPr>
+          <w:sz w:val="22"/>
+          <w:szCs w:val="22"/>
+        </w:rPr>
+        <w:t xml:space="preserve">  .</w:t>
+      </w:r>
+      <w:proofErr w:type="gramEnd"/>
+      <w:r>
+        <w:rPr>
+          <w:sz w:val="22"/>
+          <w:szCs w:val="22"/>
+        </w:rPr>
+        <w:t xml:space="preserve"> </w:t>
+      </w:r>
+      <w:proofErr w:type="gramStart"/>
+      <w:r>
+        <w:rPr>
+          <w:sz w:val="22"/>
+          <w:szCs w:val="22"/>
+        </w:rPr>
+        <w:t xml:space="preserve">  .</w:t>
+      </w:r>
+      <w:proofErr w:type="gramEnd"/>
+      <w:r>
+        <w:rPr>
+          <w:sz w:val="22"/>
+          <w:szCs w:val="22"/>
+        </w:rPr>
+        <w:t xml:space="preserve"> $ </w:t>
+      </w:r>
+      <w:bookmarkStart w:id="2" w:name="_Hlk169505495"/>
+      <w:proofErr w:type="gramStart"/>
+      <w:r>
+        <w:rPr>
+          <w:rFonts w:ascii="Symbol" w:hAnsi="Symbol"/>
+          <w:sz w:val="22"/>
+          <w:szCs w:val="22"/>
+        </w:rPr>
+        <w:t>G</w:t>
+      </w:r>
+      <w:r>
+        <w:rPr>
+          <w:sz w:val="22"/>
+          <w:szCs w:val="22"/>
+        </w:rPr>
+        <w:t xml:space="preserve">  (</w:t>
+      </w:r>
+      <w:proofErr w:type="gramEnd"/>
+      <w:r>
+        <w:rPr>
+          <w:sz w:val="22"/>
+          <w:szCs w:val="22"/>
+        </w:rPr>
+        <w:t>A1) (A2</w:t>
+      </w:r>
+      <w:proofErr w:type="gramStart"/>
+      <w:r>
+        <w:rPr>
+          <w:sz w:val="22"/>
+          <w:szCs w:val="22"/>
+        </w:rPr>
+        <w:t>)</w:t>
+      </w:r>
+      <w:r>
+        <w:rPr>
+          <w:sz w:val="22"/>
+          <w:szCs w:val="22"/>
+        </w:rPr>
+        <w:t xml:space="preserve"> .</w:t>
+      </w:r>
+      <w:proofErr w:type="gramEnd"/>
+      <w:r>
+        <w:rPr>
+          <w:sz w:val="22"/>
+          <w:szCs w:val="22"/>
+        </w:rPr>
+        <w:t xml:space="preserve"> </w:t>
+      </w:r>
+      <w:proofErr w:type="gramStart"/>
+      <w:r>
+        <w:rPr>
+          <w:sz w:val="22"/>
+          <w:szCs w:val="22"/>
+        </w:rPr>
+        <w:t xml:space="preserve">  .</w:t>
+      </w:r>
+      <w:proofErr w:type="gramEnd"/>
+      <w:r>
+        <w:rPr>
+          <w:sz w:val="22"/>
+          <w:szCs w:val="22"/>
+        </w:rPr>
+        <w:t xml:space="preserve"> </w:t>
+      </w:r>
+      <w:proofErr w:type="gramStart"/>
+      <w:r>
+        <w:rPr>
+          <w:sz w:val="22"/>
+          <w:szCs w:val="22"/>
+        </w:rPr>
+        <w:t xml:space="preserve">  .</w:t>
+      </w:r>
+      <w:proofErr w:type="gramEnd"/>
+      <w:r>
+        <w:rPr>
+          <w:sz w:val="22"/>
+          <w:szCs w:val="22"/>
+        </w:rPr>
+        <w:t xml:space="preserve"> </w:t>
+      </w:r>
+      <w:r>
+        <w:rPr>
+          <w:sz w:val="22"/>
+          <w:szCs w:val="22"/>
+        </w:rPr>
+        <w:t>(</w:t>
+      </w:r>
+      <w:proofErr w:type="gramStart"/>
+      <w:r>
+        <w:rPr>
+          <w:sz w:val="22"/>
+          <w:szCs w:val="22"/>
+        </w:rPr>
+        <w:t>A</w:t>
+      </w:r>
+      <w:r>
+        <w:rPr>
+          <w:sz w:val="22"/>
+          <w:szCs w:val="22"/>
+        </w:rPr>
+        <w:t>(</w:t>
+      </w:r>
+      <w:proofErr w:type="spellStart"/>
+      <w:r>
+        <w:rPr>
+          <w:sz w:val="22"/>
+          <w:szCs w:val="22"/>
+        </w:rPr>
+        <w:t>booga</w:t>
+      </w:r>
+      <w:proofErr w:type="spellEnd"/>
+      <w:r>
+        <w:rPr>
+          <w:sz w:val="22"/>
+          <w:szCs w:val="22"/>
+        </w:rPr>
+        <w:t>(</w:t>
+      </w:r>
+      <w:proofErr w:type="spellStart"/>
+      <w:r>
+        <w:rPr>
+          <w:sz w:val="22"/>
+          <w:szCs w:val="22"/>
+        </w:rPr>
+        <w:t>googol</w:t>
+      </w:r>
+      <w:r>
+        <w:rPr>
+          <w:sz w:val="22"/>
+          <w:szCs w:val="22"/>
+        </w:rPr>
+        <w:t>plex</w:t>
+      </w:r>
+      <w:r>
+        <w:rPr>
+          <w:sz w:val="22"/>
+          <w:szCs w:val="22"/>
+        </w:rPr>
+        <w:t>stackstac</w:t>
+      </w:r>
+      <w:r>
+        <w:rPr>
+          <w:sz w:val="22"/>
+          <w:szCs w:val="22"/>
+        </w:rPr>
+        <w:t>k</w:t>
+      </w:r>
+      <w:proofErr w:type="spellEnd"/>
+      <w:r>
+        <w:rPr>
+          <w:sz w:val="22"/>
+          <w:szCs w:val="22"/>
+        </w:rPr>
+        <w:t xml:space="preserve"> .</w:t>
+      </w:r>
+      <w:proofErr w:type="gramEnd"/>
+      <w:r>
+        <w:rPr>
+          <w:sz w:val="22"/>
+          <w:szCs w:val="22"/>
+        </w:rPr>
+        <w:t xml:space="preserve"> </w:t>
+      </w:r>
+      <w:proofErr w:type="gramStart"/>
+      <w:r>
+        <w:rPr>
+          <w:sz w:val="22"/>
+          <w:szCs w:val="22"/>
+        </w:rPr>
+        <w:t xml:space="preserve">  .</w:t>
+      </w:r>
+      <w:proofErr w:type="gramEnd"/>
+      <w:r>
+        <w:rPr>
+          <w:sz w:val="22"/>
+          <w:szCs w:val="22"/>
+        </w:rPr>
+        <w:t xml:space="preserve"> </w:t>
+      </w:r>
+      <w:proofErr w:type="gramStart"/>
+      <w:r>
+        <w:rPr>
+          <w:sz w:val="22"/>
+          <w:szCs w:val="22"/>
+        </w:rPr>
+        <w:t xml:space="preserve">  .</w:t>
+      </w:r>
+      <w:proofErr w:type="gramEnd"/>
+      <w:r>
+        <w:rPr>
+          <w:sz w:val="22"/>
+          <w:szCs w:val="22"/>
+        </w:rPr>
+        <w:t xml:space="preserve"> </w:t>
+      </w:r>
+      <w:proofErr w:type="spellStart"/>
+      <w:r>
+        <w:rPr>
+          <w:sz w:val="22"/>
+          <w:szCs w:val="22"/>
+        </w:rPr>
+        <w:t>stack</w:t>
+      </w:r>
+      <w:r>
+        <w:rPr>
+          <w:sz w:val="22"/>
+          <w:szCs w:val="22"/>
+        </w:rPr>
+        <w:t>plex</w:t>
+      </w:r>
+      <w:proofErr w:type="spellEnd"/>
+      <w:r>
+        <w:rPr>
+          <w:sz w:val="22"/>
+          <w:szCs w:val="22"/>
+        </w:rPr>
+        <w:t>)</w:t>
+      </w:r>
+      <w:r>
+        <w:rPr>
+          <w:sz w:val="22"/>
+          <w:szCs w:val="22"/>
+        </w:rPr>
+        <w:t>)</w:t>
+      </w:r>
+      <w:r>
+        <w:rPr>
+          <w:sz w:val="22"/>
+          <w:szCs w:val="22"/>
+        </w:rPr>
+        <w:t>)</w:t>
+      </w:r>
+    </w:p>
+    <w:bookmarkEnd w:id="2"/>
+    <w:p>
+      <w:pPr>
+        <w:rPr>
+          <w:sz w:val="22"/>
+          <w:szCs w:val="22"/>
+        </w:rPr>
+      </w:pPr>
+      <w:r>
+        <w:rPr>
+          <w:rFonts w:ascii="Symbol" w:hAnsi="Symbol"/>
+          <w:sz w:val="22"/>
+          <w:szCs w:val="22"/>
+        </w:rPr>
+        <w:t xml:space="preserve">                  </w:t>
+      </w:r>
+      <w:r>
+        <w:rPr>
+          <w:sz w:val="22"/>
+          <w:szCs w:val="22"/>
+        </w:rPr>
+        <w:t xml:space="preserve">^ ^          ^         </w:t>
+      </w:r>
+      <w:r>
+        <w:rPr>
+          <w:sz w:val="22"/>
+          <w:szCs w:val="22"/>
+        </w:rPr>
+        <w:t xml:space="preserve"> </w:t>
+      </w:r>
+      <w:r>
+        <w:rPr>
+          <w:sz w:val="22"/>
+          <w:szCs w:val="22"/>
+        </w:rPr>
+        <w:t xml:space="preserve">^  ^          ^ </w:t>
+      </w:r>
+      <w:r>
+        <w:rPr>
+          <w:sz w:val="22"/>
+          <w:szCs w:val="22"/>
+        </w:rPr>
+        <w:t xml:space="preserve">                                                                     ^     ^                 </w:t>
+      </w:r>
+      <w:r>
+        <w:rPr>
+          <w:sz w:val="22"/>
+          <w:szCs w:val="22"/>
+        </w:rPr>
+        <w:t xml:space="preserve"> </w:t>
+      </w:r>
+      <w:r>
+        <w:rPr>
+          <w:sz w:val="22"/>
+          <w:szCs w:val="22"/>
+        </w:rPr>
+        <w:t>^</w:t>
+      </w:r>
+      <w:r>
+        <w:rPr>
+          <w:sz w:val="22"/>
+          <w:szCs w:val="22"/>
+        </w:rPr>
+        <w:t xml:space="preserve">  </w:t>
+      </w:r>
+      <w:r>
+        <w:rPr>
+          <w:sz w:val="22"/>
+          <w:szCs w:val="22"/>
+        </w:rPr>
+        <w:t xml:space="preserve">                                                      </w:t>
+      </w:r>
+      <w:r>
+        <w:rPr>
+          <w:sz w:val="22"/>
+          <w:szCs w:val="22"/>
+        </w:rPr>
+        <w:t xml:space="preserve">   </w:t>
+      </w:r>
+    </w:p>
+    <w:p>
+      <w:pPr>
+        <w:rPr>
+          <w:sz w:val="22"/>
+          <w:szCs w:val="22"/>
+        </w:rPr>
+      </w:pPr>
+      <w:r>
+        <w:rPr>
+          <w:sz w:val="22"/>
+          <w:szCs w:val="22"/>
+        </w:rPr>
+        <w:t xml:space="preserve">                   |  |           |           |   |           |</w:t>
+      </w:r>
+      <w:r>
+        <w:rPr>
+          <w:sz w:val="22"/>
+          <w:szCs w:val="22"/>
+        </w:rPr>
+        <w:t xml:space="preserve">                                                                       |      |                  </w:t>
+      </w:r>
+      <w:r>
+        <w:rPr>
+          <w:sz w:val="22"/>
+          <w:szCs w:val="22"/>
+        </w:rPr>
+        <w:t xml:space="preserve"> </w:t>
+      </w:r>
+      <w:r>
+        <w:rPr>
+          <w:sz w:val="22"/>
+          <w:szCs w:val="22"/>
+        </w:rPr>
+        <w:t xml:space="preserve">|                 </w:t>
+      </w:r>
+    </w:p>
+    <w:p>
+      <w:pPr>
+        <w:rPr>
+          <w:rFonts w:ascii="Symbol" w:hAnsi="Symbol"/>
+          <w:sz w:val="22"/>
+          <w:szCs w:val="22"/>
+        </w:rPr>
+      </w:pPr>
+      <w:r>
+        <w:rPr>
+          <w:sz w:val="22"/>
+          <w:szCs w:val="22"/>
+        </w:rPr>
+        <w:t xml:space="preserve">                  1 2      </w:t>
       </w:r>
       <w:proofErr w:type="gramStart"/>
       <w:r>
@@ -9026,6 +9461,54 @@
           <w:sz w:val="22"/>
           <w:szCs w:val="22"/>
         </w:rPr>
+        <w:t xml:space="preserve">    </w:t>
+      </w:r>
+      <w:proofErr w:type="gramStart"/>
+      <w:r>
+        <w:rPr>
+          <w:sz w:val="22"/>
+          <w:szCs w:val="22"/>
+        </w:rPr>
+        <w:t>1  2</w:t>
+      </w:r>
+      <w:proofErr w:type="gramEnd"/>
+      <w:r>
+        <w:rPr>
+          <w:sz w:val="22"/>
+          <w:szCs w:val="22"/>
+        </w:rPr>
+        <w:t xml:space="preserve">     </w:t>
+      </w:r>
+      <w:proofErr w:type="gramStart"/>
+      <w:r>
+        <w:rPr>
+          <w:sz w:val="22"/>
+          <w:szCs w:val="22"/>
+        </w:rPr>
+        <w:t xml:space="preserve">   (</w:t>
+      </w:r>
+      <w:proofErr w:type="gramEnd"/>
+      <w:r>
+        <w:rPr>
+          <w:sz w:val="22"/>
+          <w:szCs w:val="22"/>
+        </w:rPr>
+        <w:t>n</w:t>
+      </w:r>
+      <w:proofErr w:type="gramStart"/>
+      <w:r>
+        <w:rPr>
+          <w:sz w:val="22"/>
+          <w:szCs w:val="22"/>
+        </w:rPr>
+        <w:t>$)$</w:t>
+      </w:r>
+      <w:proofErr w:type="gramEnd"/>
+      <w:r>
+        <w:rPr>
+          <w:sz w:val="22"/>
+          <w:szCs w:val="22"/>
+        </w:rPr>
         <w:t xml:space="preserve"> . </w:t>
       </w:r>
       <w:proofErr w:type="gramStart"/>
@@ -9058,543 +9541,170 @@
           <w:sz w:val="22"/>
           <w:szCs w:val="22"/>
         </w:rPr>
+        <w:t xml:space="preserve">   $  </w:t>
+      </w:r>
+      <w:r>
+        <w:rPr>
+          <w:sz w:val="22"/>
+          <w:szCs w:val="22"/>
+        </w:rPr>
+        <w:t xml:space="preserve">                                                1    </w:t>
+      </w:r>
+      <w:r>
+        <w:rPr>
+          <w:sz w:val="22"/>
+          <w:szCs w:val="22"/>
+        </w:rPr>
         <w:t xml:space="preserve"> </w:t>
       </w:r>
-      <w:proofErr w:type="gramStart"/>
-      <w:r>
-        <w:rPr>
-          <w:sz w:val="22"/>
-          <w:szCs w:val="22"/>
-        </w:rPr>
-        <w:t xml:space="preserve">$  </w:t>
-      </w:r>
-      <w:bookmarkStart w:id="2" w:name="_Hlk169505495"/>
+      <w:r>
+        <w:rPr>
+          <w:sz w:val="22"/>
+          <w:szCs w:val="22"/>
+        </w:rPr>
+        <w:t>2</w:t>
+      </w:r>
+      <w:r>
+        <w:rPr>
+          <w:sz w:val="22"/>
+          <w:szCs w:val="22"/>
+        </w:rPr>
+        <w:t xml:space="preserve"> </w:t>
+      </w:r>
+      <w:proofErr w:type="spellStart"/>
+      <w:r>
+        <w:rPr>
+          <w:sz w:val="22"/>
+          <w:szCs w:val="22"/>
+        </w:rPr>
+        <w:t>boo</w:t>
+      </w:r>
+      <w:r>
+        <w:rPr>
+          <w:sz w:val="22"/>
+          <w:szCs w:val="22"/>
+        </w:rPr>
+        <w:t>g</w:t>
+      </w:r>
+      <w:r>
+        <w:rPr>
+          <w:sz w:val="22"/>
+          <w:szCs w:val="22"/>
+        </w:rPr>
+        <w:t>a</w:t>
+      </w:r>
+      <w:proofErr w:type="spellEnd"/>
+      <w:r>
+        <w:rPr>
+          <w:sz w:val="22"/>
+          <w:szCs w:val="22"/>
+        </w:rPr>
+        <w:t>(</w:t>
+      </w:r>
+      <w:proofErr w:type="spellStart"/>
+      <w:r>
+        <w:rPr>
+          <w:sz w:val="22"/>
+          <w:szCs w:val="22"/>
+        </w:rPr>
+        <w:t>g</w:t>
+      </w:r>
+      <w:r>
+        <w:rPr>
+          <w:sz w:val="22"/>
+          <w:szCs w:val="22"/>
+        </w:rPr>
+        <w:t>oogolplex</w:t>
+      </w:r>
+      <w:r>
+        <w:rPr>
+          <w:sz w:val="22"/>
+          <w:szCs w:val="22"/>
+        </w:rPr>
+        <w:t>stack</w:t>
+      </w:r>
+      <w:r>
+        <w:rPr>
+          <w:sz w:val="22"/>
+          <w:szCs w:val="22"/>
+        </w:rPr>
+        <w:t>stack</w:t>
+      </w:r>
+      <w:r>
+        <w:rPr>
+          <w:sz w:val="22"/>
+          <w:szCs w:val="22"/>
+        </w:rPr>
+        <w:t>plex</w:t>
+      </w:r>
+      <w:proofErr w:type="spellEnd"/>
+      <w:r>
+        <w:rPr>
+          <w:sz w:val="22"/>
+          <w:szCs w:val="22"/>
+        </w:rPr>
+        <w:t>)</w:t>
+      </w:r>
+      <w:r>
+        <w:rPr>
+          <w:sz w:val="22"/>
+          <w:szCs w:val="22"/>
+        </w:rPr>
+        <w:t xml:space="preserve">               </w:t>
+      </w:r>
+      <w:r>
+        <w:rPr>
+          <w:sz w:val="22"/>
+          <w:szCs w:val="22"/>
+        </w:rPr>
+        <w:t xml:space="preserve"> </w:t>
+      </w:r>
+    </w:p>
+    <w:p>
+      <w:pPr>
+        <w:rPr>
+          <w:sz w:val="22"/>
+          <w:szCs w:val="22"/>
+        </w:rPr>
+      </w:pPr>
       <w:r>
         <w:rPr>
           <w:rFonts w:ascii="Symbol" w:hAnsi="Symbol"/>
           <w:sz w:val="22"/>
           <w:szCs w:val="22"/>
         </w:rPr>
-        <w:t>G</w:t>
-      </w:r>
-      <w:proofErr w:type="gramEnd"/>
-      <w:r>
-        <w:rPr>
-          <w:sz w:val="22"/>
-          <w:szCs w:val="22"/>
-        </w:rPr>
-        <w:t xml:space="preserve">  (A1) (A2</w:t>
-      </w:r>
-      <w:proofErr w:type="gramStart"/>
-      <w:r>
-        <w:rPr>
-          <w:sz w:val="22"/>
-          <w:szCs w:val="22"/>
-        </w:rPr>
-        <w:t>)</w:t>
-      </w:r>
-      <w:r>
-        <w:rPr>
-          <w:sz w:val="22"/>
-          <w:szCs w:val="22"/>
-        </w:rPr>
-        <w:t xml:space="preserve"> .</w:t>
-      </w:r>
-      <w:proofErr w:type="gramEnd"/>
-      <w:r>
-        <w:rPr>
-          <w:sz w:val="22"/>
-          <w:szCs w:val="22"/>
-        </w:rPr>
-        <w:t xml:space="preserve"> </w:t>
-      </w:r>
-      <w:proofErr w:type="gramStart"/>
-      <w:r>
-        <w:rPr>
-          <w:sz w:val="22"/>
-          <w:szCs w:val="22"/>
-        </w:rPr>
-        <w:t xml:space="preserve">  .</w:t>
-      </w:r>
-      <w:proofErr w:type="gramEnd"/>
-      <w:r>
-        <w:rPr>
-          <w:sz w:val="22"/>
-          <w:szCs w:val="22"/>
-        </w:rPr>
-        <w:t xml:space="preserve"> </w:t>
-      </w:r>
-      <w:proofErr w:type="gramStart"/>
-      <w:r>
-        <w:rPr>
-          <w:sz w:val="22"/>
-          <w:szCs w:val="22"/>
-        </w:rPr>
-        <w:t xml:space="preserve">  .</w:t>
-      </w:r>
-      <w:proofErr w:type="gramEnd"/>
-      <w:r>
-        <w:rPr>
-          <w:sz w:val="22"/>
-          <w:szCs w:val="22"/>
-        </w:rPr>
-        <w:t xml:space="preserve"> </w:t>
-      </w:r>
-      <w:r>
-        <w:rPr>
-          <w:sz w:val="22"/>
-          <w:szCs w:val="22"/>
-        </w:rPr>
-        <w:t>(</w:t>
-      </w:r>
-      <w:proofErr w:type="gramStart"/>
-      <w:r>
-        <w:rPr>
-          <w:sz w:val="22"/>
-          <w:szCs w:val="22"/>
-        </w:rPr>
-        <w:t>A</w:t>
-      </w:r>
-      <w:r>
-        <w:rPr>
-          <w:sz w:val="22"/>
-          <w:szCs w:val="22"/>
-        </w:rPr>
-        <w:t>(</w:t>
-      </w:r>
-      <w:proofErr w:type="gramEnd"/>
-      <w:r>
-        <w:rPr>
-          <w:sz w:val="22"/>
-          <w:szCs w:val="22"/>
-        </w:rPr>
-        <w:t>1</w:t>
-      </w:r>
-      <w:r>
-        <w:rPr>
-          <w:sz w:val="22"/>
-          <w:szCs w:val="22"/>
-        </w:rPr>
-        <w:t>0</w:t>
-      </w:r>
-      <w:r>
-        <w:rPr>
-          <w:sz w:val="22"/>
-          <w:szCs w:val="22"/>
-        </w:rPr>
-        <w:t xml:space="preserve"> </w:t>
-      </w:r>
-      <w:r>
-        <w:rPr>
-          <w:sz w:val="22"/>
-          <w:szCs w:val="22"/>
-        </w:rPr>
-        <w:t xml:space="preserve">^ </w:t>
-      </w:r>
-      <w:proofErr w:type="spellStart"/>
-      <w:proofErr w:type="gramStart"/>
-      <w:r>
-        <w:rPr>
-          <w:sz w:val="22"/>
-          <w:szCs w:val="22"/>
-        </w:rPr>
-        <w:t>booga</w:t>
-      </w:r>
-      <w:proofErr w:type="spellEnd"/>
-      <w:r>
-        <w:rPr>
-          <w:sz w:val="22"/>
-          <w:szCs w:val="22"/>
-        </w:rPr>
-        <w:t>(</w:t>
-      </w:r>
-      <w:proofErr w:type="spellStart"/>
-      <w:r>
-        <w:rPr>
-          <w:sz w:val="22"/>
-          <w:szCs w:val="22"/>
-        </w:rPr>
-        <w:t>googol</w:t>
-      </w:r>
-      <w:r>
-        <w:rPr>
-          <w:sz w:val="22"/>
-          <w:szCs w:val="22"/>
-        </w:rPr>
-        <w:t>plex</w:t>
-      </w:r>
-      <w:r>
-        <w:rPr>
-          <w:sz w:val="22"/>
-          <w:szCs w:val="22"/>
-        </w:rPr>
-        <w:t>stackstac</w:t>
-      </w:r>
-      <w:r>
-        <w:rPr>
-          <w:sz w:val="22"/>
-          <w:szCs w:val="22"/>
-        </w:rPr>
-        <w:t>k</w:t>
-      </w:r>
-      <w:proofErr w:type="spellEnd"/>
-      <w:r>
-        <w:rPr>
-          <w:sz w:val="22"/>
-          <w:szCs w:val="22"/>
-        </w:rPr>
-        <w:t xml:space="preserve"> .</w:t>
-      </w:r>
-      <w:proofErr w:type="gramEnd"/>
-      <w:r>
-        <w:rPr>
-          <w:sz w:val="22"/>
-          <w:szCs w:val="22"/>
-        </w:rPr>
-        <w:t xml:space="preserve"> </w:t>
-      </w:r>
-      <w:proofErr w:type="gramStart"/>
-      <w:r>
-        <w:rPr>
-          <w:sz w:val="22"/>
-          <w:szCs w:val="22"/>
-        </w:rPr>
-        <w:t xml:space="preserve">  .</w:t>
-      </w:r>
-      <w:proofErr w:type="gramEnd"/>
-      <w:r>
-        <w:rPr>
-          <w:sz w:val="22"/>
-          <w:szCs w:val="22"/>
-        </w:rPr>
-        <w:t xml:space="preserve"> </w:t>
-      </w:r>
-      <w:proofErr w:type="gramStart"/>
-      <w:r>
-        <w:rPr>
-          <w:sz w:val="22"/>
-          <w:szCs w:val="22"/>
-        </w:rPr>
-        <w:t xml:space="preserve">  .</w:t>
-      </w:r>
-      <w:proofErr w:type="gramEnd"/>
-      <w:r>
-        <w:rPr>
-          <w:sz w:val="22"/>
-          <w:szCs w:val="22"/>
-        </w:rPr>
-        <w:t xml:space="preserve"> </w:t>
-      </w:r>
-      <w:proofErr w:type="spellStart"/>
-      <w:r>
-        <w:rPr>
-          <w:sz w:val="22"/>
-          <w:szCs w:val="22"/>
-        </w:rPr>
-        <w:t>stack</w:t>
-      </w:r>
-      <w:r>
-        <w:rPr>
-          <w:sz w:val="22"/>
-          <w:szCs w:val="22"/>
-        </w:rPr>
-        <w:t>plex</w:t>
-      </w:r>
-      <w:proofErr w:type="spellEnd"/>
-      <w:r>
-        <w:rPr>
-          <w:sz w:val="22"/>
-          <w:szCs w:val="22"/>
-        </w:rPr>
-        <w:t>)</w:t>
-      </w:r>
-      <w:r>
-        <w:rPr>
-          <w:sz w:val="22"/>
-          <w:szCs w:val="22"/>
-        </w:rPr>
-        <w:t>)</w:t>
-      </w:r>
-      <w:r>
-        <w:rPr>
-          <w:sz w:val="22"/>
-          <w:szCs w:val="22"/>
-        </w:rPr>
-        <w:t>)</w:t>
-      </w:r>
-    </w:p>
-    <w:bookmarkEnd w:id="2"/>
-    <w:p>
-      <w:pPr>
-        <w:rPr>
-          <w:sz w:val="22"/>
-          <w:szCs w:val="22"/>
-        </w:rPr>
-      </w:pPr>
-      <w:r>
+        <w:t xml:space="preserve">                                                              </w:t>
+      </w:r>
+      <w:r>
+        <w:rPr>
+          <w:sz w:val="22"/>
+          <w:szCs w:val="22"/>
+        </w:rPr>
+        <w:t xml:space="preserve">^ ^             ^                                             </w:t>
+      </w:r>
+    </w:p>
+    <w:p>
+      <w:pPr>
         <w:rPr>
           <w:rFonts w:ascii="Symbol" w:hAnsi="Symbol"/>
           <w:sz w:val="22"/>
           <w:szCs w:val="22"/>
         </w:rPr>
-        <w:t xml:space="preserve">                  </w:t>
-      </w:r>
-      <w:r>
-        <w:rPr>
-          <w:sz w:val="22"/>
-          <w:szCs w:val="22"/>
-        </w:rPr>
-        <w:t xml:space="preserve">^ ^          ^            ^  ^           ^ </w:t>
-      </w:r>
-      <w:r>
-        <w:rPr>
-          <w:sz w:val="22"/>
-          <w:szCs w:val="22"/>
-        </w:rPr>
-        <w:t xml:space="preserve">                                                                              ^      ^                 </w:t>
-      </w:r>
-      <w:r>
-        <w:rPr>
-          <w:sz w:val="22"/>
-          <w:szCs w:val="22"/>
-        </w:rPr>
-        <w:t xml:space="preserve"> </w:t>
-      </w:r>
-      <w:r>
-        <w:rPr>
-          <w:sz w:val="22"/>
-          <w:szCs w:val="22"/>
-        </w:rPr>
-        <w:t>^</w:t>
-      </w:r>
-      <w:r>
-        <w:rPr>
-          <w:sz w:val="22"/>
-          <w:szCs w:val="22"/>
-        </w:rPr>
-        <w:t xml:space="preserve">  </w:t>
-      </w:r>
-      <w:r>
-        <w:rPr>
-          <w:sz w:val="22"/>
-          <w:szCs w:val="22"/>
-        </w:rPr>
-        <w:t xml:space="preserve">                                                      </w:t>
-      </w:r>
-      <w:r>
-        <w:rPr>
-          <w:sz w:val="22"/>
-          <w:szCs w:val="22"/>
-        </w:rPr>
-        <w:t xml:space="preserve">   </w:t>
-      </w:r>
-    </w:p>
-    <w:p>
-      <w:pPr>
-        <w:rPr>
-          <w:sz w:val="22"/>
-          <w:szCs w:val="22"/>
-        </w:rPr>
-      </w:pPr>
-      <w:r>
-        <w:rPr>
-          <w:sz w:val="22"/>
-          <w:szCs w:val="22"/>
-        </w:rPr>
-        <w:t xml:space="preserve">                   |  |           |             |   |            |</w:t>
-      </w:r>
-      <w:r>
-        <w:rPr>
-          <w:sz w:val="22"/>
-          <w:szCs w:val="22"/>
-        </w:rPr>
-        <w:t xml:space="preserve">                                                                                |       |                  </w:t>
-      </w:r>
-      <w:r>
-        <w:rPr>
-          <w:sz w:val="22"/>
-          <w:szCs w:val="22"/>
-        </w:rPr>
-        <w:t xml:space="preserve"> </w:t>
-      </w:r>
-      <w:r>
-        <w:rPr>
-          <w:sz w:val="22"/>
-          <w:szCs w:val="22"/>
-        </w:rPr>
-        <w:t xml:space="preserve">|                 </w:t>
-      </w:r>
-    </w:p>
-    <w:p>
-      <w:pPr>
+      </w:pPr>
+      <w:r>
+        <w:rPr>
+          <w:sz w:val="22"/>
+          <w:szCs w:val="22"/>
+        </w:rPr>
+        <w:t xml:space="preserve">                                                              |   |  </w:t>
+      </w:r>
+      <w:r>
         <w:rPr>
           <w:rFonts w:ascii="Symbol" w:hAnsi="Symbol"/>
           <w:sz w:val="22"/>
           <w:szCs w:val="22"/>
         </w:rPr>
-      </w:pPr>
-      <w:r>
-        <w:rPr>
-          <w:sz w:val="22"/>
-          <w:szCs w:val="22"/>
-        </w:rPr>
-        <w:t xml:space="preserve">                  1 2      </w:t>
-      </w:r>
-      <w:proofErr w:type="gramStart"/>
-      <w:r>
-        <w:rPr>
-          <w:sz w:val="22"/>
-          <w:szCs w:val="22"/>
-        </w:rPr>
-        <w:t xml:space="preserve">   (</w:t>
-      </w:r>
-      <w:proofErr w:type="gramEnd"/>
-      <w:r>
-        <w:rPr>
-          <w:sz w:val="22"/>
-          <w:szCs w:val="22"/>
-        </w:rPr>
-        <w:t>n</w:t>
-      </w:r>
-      <w:proofErr w:type="gramStart"/>
-      <w:r>
-        <w:rPr>
-          <w:sz w:val="22"/>
-          <w:szCs w:val="22"/>
-        </w:rPr>
-        <w:t>$)$</w:t>
-      </w:r>
-      <w:proofErr w:type="gramEnd"/>
-      <w:r>
-        <w:rPr>
-          <w:sz w:val="22"/>
-          <w:szCs w:val="22"/>
-        </w:rPr>
-        <w:t xml:space="preserve">      </w:t>
-      </w:r>
-      <w:proofErr w:type="gramStart"/>
-      <w:r>
-        <w:rPr>
-          <w:sz w:val="22"/>
-          <w:szCs w:val="22"/>
-        </w:rPr>
-        <w:t>1  2</w:t>
-      </w:r>
-      <w:proofErr w:type="gramEnd"/>
-      <w:r>
-        <w:rPr>
-          <w:sz w:val="22"/>
-          <w:szCs w:val="22"/>
-        </w:rPr>
-        <w:t xml:space="preserve">     </w:t>
-      </w:r>
-      <w:proofErr w:type="gramStart"/>
-      <w:r>
-        <w:rPr>
-          <w:sz w:val="22"/>
-          <w:szCs w:val="22"/>
-        </w:rPr>
-        <w:t xml:space="preserve">   (</w:t>
-      </w:r>
-      <w:proofErr w:type="gramEnd"/>
-      <w:r>
-        <w:rPr>
-          <w:sz w:val="22"/>
-          <w:szCs w:val="22"/>
-        </w:rPr>
-        <w:t>n</w:t>
-      </w:r>
-      <w:proofErr w:type="gramStart"/>
-      <w:r>
-        <w:rPr>
-          <w:sz w:val="22"/>
-          <w:szCs w:val="22"/>
-        </w:rPr>
-        <w:t>$)$</w:t>
-      </w:r>
-      <w:proofErr w:type="gramEnd"/>
-      <w:r>
-        <w:rPr>
-          <w:sz w:val="22"/>
-          <w:szCs w:val="22"/>
-        </w:rPr>
-        <w:t xml:space="preserve"> . </w:t>
-      </w:r>
-      <w:proofErr w:type="gramStart"/>
-      <w:r>
-        <w:rPr>
-          <w:sz w:val="22"/>
-          <w:szCs w:val="22"/>
-        </w:rPr>
-        <w:t xml:space="preserve">  .</w:t>
-      </w:r>
-      <w:proofErr w:type="gramEnd"/>
-      <w:r>
-        <w:rPr>
-          <w:sz w:val="22"/>
-          <w:szCs w:val="22"/>
-        </w:rPr>
-        <w:t xml:space="preserve"> </w:t>
-      </w:r>
-      <w:proofErr w:type="gramStart"/>
-      <w:r>
-        <w:rPr>
-          <w:sz w:val="22"/>
-          <w:szCs w:val="22"/>
-        </w:rPr>
-        <w:t xml:space="preserve">  .</w:t>
-      </w:r>
-      <w:proofErr w:type="gramEnd"/>
-      <w:r>
-        <w:rPr>
-          <w:sz w:val="22"/>
-          <w:szCs w:val="22"/>
-        </w:rPr>
-        <w:t xml:space="preserve">   $  </w:t>
-      </w:r>
-      <w:r>
-        <w:rPr>
-          <w:sz w:val="22"/>
-          <w:szCs w:val="22"/>
-        </w:rPr>
-        <w:t xml:space="preserve">                                                          1      2     </w:t>
-      </w:r>
-      <w:r>
-        <w:rPr>
-          <w:sz w:val="22"/>
-          <w:szCs w:val="22"/>
-        </w:rPr>
-        <w:t xml:space="preserve"> </w:t>
-      </w:r>
-      <w:r>
-        <w:rPr>
-          <w:sz w:val="22"/>
-          <w:szCs w:val="22"/>
-        </w:rPr>
-        <w:t xml:space="preserve">  </w:t>
-      </w:r>
-      <w:proofErr w:type="spellStart"/>
-      <w:r>
-        <w:rPr>
-          <w:sz w:val="22"/>
-          <w:szCs w:val="22"/>
-        </w:rPr>
-        <w:t>googolplex</w:t>
-      </w:r>
-      <w:r>
-        <w:rPr>
-          <w:sz w:val="22"/>
-          <w:szCs w:val="22"/>
-        </w:rPr>
-        <w:t>stackplex</w:t>
-      </w:r>
-      <w:proofErr w:type="spellEnd"/>
-      <w:r>
-        <w:rPr>
-          <w:sz w:val="22"/>
-          <w:szCs w:val="22"/>
-        </w:rPr>
-        <w:t xml:space="preserve"> </w:t>
+        <w:t xml:space="preserve">            |                                         </w:t>
       </w:r>
     </w:p>
     <w:p>
@@ -9610,54 +9720,7 @@
           <w:sz w:val="22"/>
           <w:szCs w:val="22"/>
         </w:rPr>
-        <w:t xml:space="preserve">                                                                 </w:t>
-      </w:r>
-      <w:r>
-        <w:rPr>
-          <w:sz w:val="22"/>
-          <w:szCs w:val="22"/>
-        </w:rPr>
-        <w:t xml:space="preserve">^ ^             ^                                             </w:t>
-      </w:r>
-    </w:p>
-    <w:p>
-      <w:pPr>
-        <w:rPr>
-          <w:rFonts w:ascii="Symbol" w:hAnsi="Symbol"/>
-          <w:sz w:val="22"/>
-          <w:szCs w:val="22"/>
-        </w:rPr>
-      </w:pPr>
-      <w:r>
-        <w:rPr>
-          <w:sz w:val="22"/>
-          <w:szCs w:val="22"/>
-        </w:rPr>
-        <w:t xml:space="preserve">                                                                 |   |  </w:t>
-      </w:r>
-      <w:r>
-        <w:rPr>
-          <w:rFonts w:ascii="Symbol" w:hAnsi="Symbol"/>
-          <w:sz w:val="22"/>
-          <w:szCs w:val="22"/>
-        </w:rPr>
-        <w:t xml:space="preserve">            |                                         </w:t>
-      </w:r>
-    </w:p>
-    <w:p>
-      <w:pPr>
-        <w:rPr>
-          <w:sz w:val="22"/>
-          <w:szCs w:val="22"/>
-        </w:rPr>
-      </w:pPr>
-      <w:r>
-        <w:rPr>
-          <w:rFonts w:ascii="Symbol" w:hAnsi="Symbol"/>
-          <w:sz w:val="22"/>
-          <w:szCs w:val="22"/>
-        </w:rPr>
-        <w:t xml:space="preserve">                                                                1  2           </w:t>
+        <w:t xml:space="preserve">                                                             1  2           </w:t>
       </w:r>
       <w:r>
         <w:rPr>

--- a/ExcitingUniverse Part1.docx
+++ b/ExcitingUniverse Part1.docx
@@ -674,7 +674,7 @@
           <w:sz w:val="32"/>
           <w:szCs w:val="32"/>
         </w:rPr>
-        <w:t>March</w:t>
+        <w:t>April</w:t>
       </w:r>
       <w:r>
         <w:rPr>
@@ -1497,7 +1497,7 @@
           <w:szCs w:val="22"/>
         </w:rPr>
         <w:tab/>
-        <w:t xml:space="preserve">      (n</w:t>
+        <w:t xml:space="preserve">     (n</w:t>
       </w:r>
       <w:proofErr w:type="gramStart"/>
       <w:r>
@@ -1568,7 +1568,7 @@
           <w:szCs w:val="22"/>
         </w:rPr>
         <w:tab/>
-        <w:t xml:space="preserve">    .    ^  ^          ^</w:t>
+        <w:t xml:space="preserve">    .   ^  ^          ^</w:t>
       </w:r>
     </w:p>
     <w:p>
@@ -1591,7 +1591,7 @@
           <w:szCs w:val="22"/>
         </w:rPr>
         <w:tab/>
-        <w:t xml:space="preserve">         </w:t>
+        <w:t xml:space="preserve">        </w:t>
       </w:r>
       <w:r>
         <w:rPr>
@@ -1642,7 +1642,7 @@
           <w:szCs w:val="22"/>
         </w:rPr>
         <w:tab/>
-        <w:t xml:space="preserve">         </w:t>
+        <w:t xml:space="preserve">        </w:t>
       </w:r>
       <w:proofErr w:type="gramStart"/>
       <w:r>
@@ -1659,6 +1659,13 @@
           <w:szCs w:val="22"/>
         </w:rPr>
         <w:t xml:space="preserve"> Z$</w:t>
+      </w:r>
+      <w:r>
+        <w:rPr>
+          <w:sz w:val="22"/>
+          <w:szCs w:val="22"/>
+        </w:rPr>
+        <w:t>$</w:t>
       </w:r>
       <w:r>
         <w:rPr>
@@ -3358,6 +3365,13 @@
         </w:rPr>
         <w:t>$</w:t>
       </w:r>
+      <w:r>
+        <w:rPr>
+          <w:sz w:val="22"/>
+          <w:szCs w:val="22"/>
+        </w:rPr>
+        <w:t>$</w:t>
+      </w:r>
     </w:p>
     <w:p>
       <w:pPr>
@@ -3518,6 +3532,13 @@
         </w:rPr>
         <w:t>$</w:t>
       </w:r>
+      <w:r>
+        <w:rPr>
+          <w:sz w:val="22"/>
+          <w:szCs w:val="22"/>
+        </w:rPr>
+        <w:t>$</w:t>
+      </w:r>
     </w:p>
     <w:p>
       <w:pPr>
@@ -3561,6 +3582,13 @@
           <w:szCs w:val="22"/>
         </w:rPr>
         <w:t>Z$</w:t>
+      </w:r>
+      <w:r>
+        <w:rPr>
+          <w:sz w:val="22"/>
+          <w:szCs w:val="22"/>
+        </w:rPr>
+        <w:t>$</w:t>
       </w:r>
       <w:r>
         <w:rPr>

--- a/ExcitingUniverse Part1.docx
+++ b/ExcitingUniverse Part1.docx
@@ -44032,23 +44032,23 @@
           <w:sz w:val="16"/>
           <w:szCs w:val="16"/>
         </w:rPr>
-        <w:t>(</w:t>
-      </w:r>
-      <w:proofErr w:type="gramStart"/>
+        <w:t xml:space="preserve">(A(10 ^ </w:t>
+      </w:r>
+      <w:proofErr w:type="spellStart"/>
       <w:r>
         <w:rPr>
           <w:sz w:val="16"/>
           <w:szCs w:val="16"/>
         </w:rPr>
-        <w:t>A(</w:t>
-      </w:r>
-      <w:proofErr w:type="gramEnd"/>
+        <w:t>booga</w:t>
+      </w:r>
+      <w:proofErr w:type="spellEnd"/>
       <w:r>
         <w:rPr>
           <w:sz w:val="16"/>
           <w:szCs w:val="16"/>
         </w:rPr>
-        <w:t xml:space="preserve">10 ^ </w:t>
+        <w:t>(</w:t>
       </w:r>
       <w:proofErr w:type="spellStart"/>
       <w:r>
@@ -44056,23 +44056,21 @@
           <w:sz w:val="16"/>
           <w:szCs w:val="16"/>
         </w:rPr>
-        <w:t>booga</w:t>
-      </w:r>
-      <w:proofErr w:type="spellEnd"/>
+        <w:t>googol</w:t>
+      </w:r>
       <w:r>
         <w:rPr>
           <w:sz w:val="16"/>
           <w:szCs w:val="16"/>
         </w:rPr>
-        <w:t>(</w:t>
-      </w:r>
-      <w:proofErr w:type="spellStart"/>
+        <w:t>plexstack</w:t>
+      </w:r>
       <w:r>
         <w:rPr>
           <w:sz w:val="16"/>
           <w:szCs w:val="16"/>
         </w:rPr>
-        <w:t>googolecettaplex</w:t>
+        <w:t>plex</w:t>
       </w:r>
       <w:proofErr w:type="spellEnd"/>
       <w:r>

--- a/ExcitingUniverse Part1.docx
+++ b/ExcitingUniverse Part1.docx
@@ -674,7 +674,7 @@
           <w:sz w:val="32"/>
           <w:szCs w:val="32"/>
         </w:rPr>
-        <w:t>April</w:t>
+        <w:t>May</w:t>
       </w:r>
       <w:r>
         <w:rPr>
@@ -44032,7 +44032,7 @@
           <w:sz w:val="16"/>
           <w:szCs w:val="16"/>
         </w:rPr>
-        <w:t xml:space="preserve">(A(10 ^ </w:t>
+        <w:t>(A(</w:t>
       </w:r>
       <w:proofErr w:type="spellStart"/>
       <w:r>
@@ -44064,6 +44064,13 @@
           <w:szCs w:val="16"/>
         </w:rPr>
         <w:t>plexstack</w:t>
+      </w:r>
+      <w:r>
+        <w:rPr>
+          <w:sz w:val="16"/>
+          <w:szCs w:val="16"/>
+        </w:rPr>
+        <w:t>stack</w:t>
       </w:r>
       <w:r>
         <w:rPr>
